--- a/manuscript/main_090226_v3_submission.docx
+++ b/manuscript/main_090226_v3_submission.docx
@@ -187,7 +187,19 @@
         <w:pStyle w:val="FirstParagraph"/>
       </w:pPr>
       <w:r>
-        <w:t>Healthcare has been notably quick to experiment with generative artificial intelligence [1], [2]. A sector with a long reputation for slow technology adoption began piloting large language models in clinical documentation, patient messaging, and decision support almost as soon as they became widely available, often ahead of formal evaluation practice [3]. Most of that early activity has run through the largest, cloud-hosted models. More recently, attention has shifted toward small language models that can run on hardware an institution controls, and with that shift comes a practical question: when is the smaller, local option good enough for a given clinical task?</w:t>
+        <w:t>Healthcare has been notably quick to experiment with generative artificial intelligence [1], [2]. A sector with a long reputation for slow technology adoption</w:t>
+      </w:r>
+      <w:r>
+        <w:t>,</w:t>
+      </w:r>
+      <w:r>
+        <w:t xml:space="preserve"> </w:t>
+      </w:r>
+      <w:r>
+        <w:t>healthcare professionals began</w:t>
+      </w:r>
+      <w:r>
+        <w:t xml:space="preserve"> piloting large language models in clinical documentation, patient messaging, and decision support almost as soon as they became widely available, often ahead of formal evaluation practice [3]. Most of that early activity has run through the largest, cloud-hosted models. More recently, attention has shifted toward small language models that can run on hardware an institution controls, and with that shift comes a practical question: when is the smaller, local option good enough for a given clinical task?</w:t>
       </w:r>
     </w:p>
     <w:p>
